--- a/production/activities/unit-02/transfer-transformation-both-sort.docx
+++ b/production/activities/unit-02/transfer-transformation-both-sort.docx
@@ -213,7 +213,7 @@
                 <w:b w:val="0"/>
                 <w:i/>
                 <w:color w:val="555555"/>
-                <w:sz w:val="22"/>
+                <w:sz w:val="24"/>
               </w:rPr>
               <w:t>energy moves to a new place/object</w:t>
             </w:r>
@@ -245,7 +245,7 @@
                 <w:b w:val="0"/>
                 <w:i/>
                 <w:color w:val="555555"/>
-                <w:sz w:val="22"/>
+                <w:sz w:val="24"/>
               </w:rPr>
               <w:t>energy changes form</w:t>
             </w:r>
@@ -277,7 +277,7 @@
                 <w:b w:val="0"/>
                 <w:i/>
                 <w:color w:val="555555"/>
-                <w:sz w:val="22"/>
+                <w:sz w:val="24"/>
               </w:rPr>
               <w:t>energy moves AND changes form</w:t>
             </w:r>
